--- a/lessions/0001.docx
+++ b/lessions/0001.docx
@@ -64,7 +64,13 @@
     </w:p>
     <w:p>
       <w:r>
-        <w:t>Notebook (con khỉ)</w:t>
+        <w:t>Notebook (</w:t>
+      </w:r>
+      <w:r>
+        <w:t>Sổ tay</w:t>
+      </w:r>
+      <w:r>
+        <w:t>)</w:t>
       </w:r>
     </w:p>
     <w:p>
@@ -132,7 +138,13 @@
     </w:p>
     <w:p>
       <w:r>
-        <w:t>Cấu trúc: Chủ ngữ + Động từ chính (thêm “s” hoặc “es” neus chủ ngữ là ngôi thứ ba số ít)</w:t>
+        <w:t>Cấu trúc: Chủ ngữ + Động từ chính (thêm “s” hoặc “es” n</w:t>
+      </w:r>
+      <w:r>
+        <w:t>ếu</w:t>
+      </w:r>
+      <w:r>
+        <w:t xml:space="preserve"> chủ ngữ là ngôi thứ ba số ít)</w:t>
       </w:r>
     </w:p>
     <w:p>
@@ -148,7 +160,13 @@
     </w:p>
     <w:p>
       <w:r>
-        <w:t>Sle plays soccer. (Cô ấy chơi b</w:t>
+        <w:t>S</w:t>
+      </w:r>
+      <w:r>
+        <w:t>h</w:t>
+      </w:r>
+      <w:r>
+        <w:t>e plays soccer. (Cô ấy chơi b</w:t>
       </w:r>
       <w:r>
         <w:t>óng đá.)</w:t>
